--- a/CÔNG TY TNHH PHỤ KIỆN MỘC NĂM HÙNG/NamHung_TangVon/NamHung_DSThanhVien_MauSo6.docx
+++ b/CÔNG TY TNHH PHỤ KIỆN MỘC NĂM HÙNG/NamHung_TangVon/NamHung_DSThanhVien_MauSo6.docx
@@ -1265,7 +1265,7 @@
               <w:rPr>
                 <w:rFonts w:ascii="Times New Roman" w:eastAsia="Calibri" w:hAnsi="Times New Roman" w:cs="Times New Roman"/>
               </w:rPr>
-              <w:t>PHẠM CÔNG SANG</w:t>
+              <w:t>NGUYỄN THỊ THANH THÚY</w:t>
             </w:r>
           </w:p>
         </w:tc>
@@ -1289,10 +1289,11 @@
             </w:pPr>
             <w:r>
               <w:rPr>
+                <w:rFonts w:eastAsia="Times New Roman"/>
                 <w:sz w:val="24"/>
                 <w:szCs w:val="24"/>
               </w:rPr>
-              <w:t>20/10/1994</w:t>
+              <w:t>17/01/1983</w:t>
             </w:r>
           </w:p>
         </w:tc>
@@ -1319,7 +1320,7 @@
               <w:rPr>
                 <w:rFonts w:ascii="Times New Roman" w:eastAsia="Calibri" w:hAnsi="Times New Roman" w:cs="Times New Roman"/>
               </w:rPr>
-              <w:t>Nam</w:t>
+              <w:t>Nữ</w:t>
             </w:r>
           </w:p>
         </w:tc>
@@ -1346,23 +1347,23 @@
               <w:rPr>
                 <w:rFonts w:ascii="Times New Roman" w:eastAsia="Calibri" w:hAnsi="Times New Roman" w:cs="Times New Roman"/>
               </w:rPr>
-              <w:t>Căn cước công dân: 080094013275</w:t>
-            </w:r>
-          </w:p>
-          <w:p>
-            <w:pPr>
-              <w:snapToGrid w:val="0"/>
-              <w:spacing w:after="0" w:line="240" w:lineRule="auto"/>
-              <w:jc w:val="center"/>
-              <w:rPr>
-                <w:rFonts w:ascii="Times New Roman" w:eastAsia="Calibri" w:hAnsi="Times New Roman" w:cs="Times New Roman"/>
-              </w:rPr>
-            </w:pPr>
-            <w:r>
-              <w:rPr>
-                <w:rFonts w:ascii="Times New Roman" w:eastAsia="Calibri" w:hAnsi="Times New Roman" w:cs="Times New Roman"/>
-              </w:rPr>
-              <w:t>Ngày cấp: 20/08/2021</w:t>
+              <w:t>Căn cước công dân: 082183018018</w:t>
+            </w:r>
+          </w:p>
+          <w:p>
+            <w:pPr>
+              <w:snapToGrid w:val="0"/>
+              <w:spacing w:after="0" w:line="240" w:lineRule="auto"/>
+              <w:jc w:val="center"/>
+              <w:rPr>
+                <w:rFonts w:ascii="Times New Roman" w:eastAsia="Calibri" w:hAnsi="Times New Roman" w:cs="Times New Roman"/>
+              </w:rPr>
+            </w:pPr>
+            <w:r>
+              <w:rPr>
+                <w:rFonts w:ascii="Times New Roman" w:eastAsia="Calibri" w:hAnsi="Times New Roman" w:cs="Times New Roman"/>
+              </w:rPr>
+              <w:t>Ngày cấp: 13/01/2022</w:t>
             </w:r>
           </w:p>
           <w:p>
@@ -1380,16 +1381,12 @@
               </w:rPr>
               <w:t>Nơi cấp: Cục Cảnh sát quản lý hành chính về trật tự xã hội</w:t>
             </w:r>
-          </w:p>
-          <w:p>
-            <w:pPr>
-              <w:snapToGrid w:val="0"/>
-              <w:spacing w:after="0" w:line="240" w:lineRule="auto"/>
-              <w:jc w:val="center"/>
-              <w:rPr>
-                <w:rFonts w:ascii="Times New Roman" w:eastAsia="Calibri" w:hAnsi="Times New Roman" w:cs="Times New Roman"/>
-              </w:rPr>
-            </w:pPr>
+            <w:r>
+              <w:rPr>
+                <w:rFonts w:ascii="Times New Roman" w:eastAsia="Calibri" w:hAnsi="Times New Roman" w:cs="Times New Roman"/>
+              </w:rPr>
+              <w:t xml:space="preserve"> </w:t>
+            </w:r>
           </w:p>
         </w:tc>
         <w:tc>
@@ -1460,7 +1457,7 @@
               <w:rPr>
                 <w:rFonts w:ascii="Times New Roman" w:eastAsia="Calibri" w:hAnsi="Times New Roman" w:cs="Times New Roman"/>
               </w:rPr>
-              <w:t>Số Nhà 224, Ấp Mỹ Đạo, Xã Nhựt Tảo, Tỉnh Tây Ninh</w:t>
+              <w:t>63/52/12/1 Võ Văn Hát, Tổ 3, Khu phố Phước Hiệp, Phường Long Trường, TP Hồ Chí Minh, Việt Nam</w:t>
             </w:r>
           </w:p>
         </w:tc>
@@ -1489,7 +1486,7 @@
                 <w:rFonts w:ascii="Times New Roman" w:eastAsia="Calibri" w:hAnsi="Times New Roman" w:cs="Times New Roman"/>
                 <w:spacing w:val="-20"/>
               </w:rPr>
-              <w:t>1</w:t>
+              <w:t>170</w:t>
             </w:r>
             <w:r>
               <w:rPr>
@@ -1503,7 +1500,7 @@
                 <w:rFonts w:ascii="Times New Roman" w:eastAsia="Calibri" w:hAnsi="Times New Roman" w:cs="Times New Roman"/>
                 <w:spacing w:val="-20"/>
               </w:rPr>
-              <w:t>500</w:t>
+              <w:t>000</w:t>
             </w:r>
             <w:r>
               <w:rPr>
@@ -1524,20 +1521,6 @@
                 <w:rFonts w:ascii="Times New Roman" w:eastAsia="Calibri" w:hAnsi="Times New Roman" w:cs="Times New Roman"/>
                 <w:spacing w:val="-20"/>
               </w:rPr>
-              <w:t>.</w:t>
-            </w:r>
-            <w:r>
-              <w:rPr>
-                <w:rFonts w:ascii="Times New Roman" w:eastAsia="Calibri" w:hAnsi="Times New Roman" w:cs="Times New Roman"/>
-                <w:spacing w:val="-20"/>
-              </w:rPr>
-              <w:t>000</w:t>
-            </w:r>
-            <w:r>
-              <w:rPr>
-                <w:rFonts w:ascii="Times New Roman" w:eastAsia="Calibri" w:hAnsi="Times New Roman" w:cs="Times New Roman"/>
-                <w:spacing w:val="-20"/>
-              </w:rPr>
               <w:t xml:space="preserve"> </w:t>
             </w:r>
             <w:r>
@@ -1581,7 +1564,7 @@
                 <w:rFonts w:ascii="Times New Roman" w:eastAsia="Calibri" w:hAnsi="Times New Roman" w:cs="Times New Roman"/>
                 <w:spacing w:val="-20"/>
               </w:rPr>
-              <w:t>0</w:t>
+              <w:t>8</w:t>
             </w:r>
           </w:p>
         </w:tc>
@@ -1624,7 +1607,14 @@
                 <w:rFonts w:ascii="Times New Roman" w:eastAsia="Calibri" w:hAnsi="Times New Roman" w:cs="Times New Roman"/>
                 <w:spacing w:val="-20"/>
               </w:rPr>
-              <w:t>1</w:t>
+              <w:t>170.</w:t>
+            </w:r>
+            <w:r>
+              <w:rPr>
+                <w:rFonts w:ascii="Times New Roman" w:eastAsia="Calibri" w:hAnsi="Times New Roman" w:cs="Times New Roman"/>
+                <w:spacing w:val="-20"/>
+              </w:rPr>
+              <w:t>000</w:t>
             </w:r>
             <w:r>
               <w:rPr>
@@ -1638,20 +1628,6 @@
                 <w:rFonts w:ascii="Times New Roman" w:eastAsia="Calibri" w:hAnsi="Times New Roman" w:cs="Times New Roman"/>
                 <w:spacing w:val="-20"/>
               </w:rPr>
-              <w:t>500</w:t>
-            </w:r>
-            <w:r>
-              <w:rPr>
-                <w:rFonts w:ascii="Times New Roman" w:eastAsia="Calibri" w:hAnsi="Times New Roman" w:cs="Times New Roman"/>
-                <w:spacing w:val="-20"/>
-              </w:rPr>
-              <w:t>.</w:t>
-            </w:r>
-            <w:r>
-              <w:rPr>
-                <w:rFonts w:ascii="Times New Roman" w:eastAsia="Calibri" w:hAnsi="Times New Roman" w:cs="Times New Roman"/>
-                <w:spacing w:val="-20"/>
-              </w:rPr>
               <w:t>000</w:t>
             </w:r>
             <w:r>
@@ -1659,21 +1635,14 @@
                 <w:rFonts w:ascii="Times New Roman" w:eastAsia="Calibri" w:hAnsi="Times New Roman" w:cs="Times New Roman"/>
                 <w:spacing w:val="-20"/>
               </w:rPr>
-              <w:t>.</w:t>
-            </w:r>
-            <w:r>
-              <w:rPr>
-                <w:rFonts w:ascii="Times New Roman" w:eastAsia="Calibri" w:hAnsi="Times New Roman" w:cs="Times New Roman"/>
-                <w:spacing w:val="-20"/>
-              </w:rPr>
-              <w:t>000</w:t>
-            </w:r>
-            <w:r>
-              <w:rPr>
-                <w:rFonts w:ascii="Times New Roman" w:eastAsia="Calibri" w:hAnsi="Times New Roman" w:cs="Times New Roman"/>
-                <w:spacing w:val="-20"/>
-              </w:rPr>
-              <w:t xml:space="preserve">  đồng</w:t>
+              <w:t xml:space="preserve"> </w:t>
+            </w:r>
+            <w:r>
+              <w:rPr>
+                <w:rFonts w:ascii="Times New Roman" w:eastAsia="Calibri" w:hAnsi="Times New Roman" w:cs="Times New Roman"/>
+                <w:spacing w:val="-20"/>
+              </w:rPr>
+              <w:t xml:space="preserve"> đồng</w:t>
             </w:r>
           </w:p>
           <w:p>
@@ -1710,7 +1679,7 @@
               <w:rPr>
                 <w:rFonts w:ascii="Times New Roman" w:eastAsia="Calibri" w:hAnsi="Times New Roman" w:cs="Times New Roman"/>
               </w:rPr>
-              <w:t xml:space="preserve"> </w:t>
+              <w:t>01/07/2021</w:t>
             </w:r>
           </w:p>
         </w:tc>
@@ -1811,7 +1780,7 @@
               <w:rPr>
                 <w:rFonts w:ascii="Times New Roman" w:eastAsia="Calibri" w:hAnsi="Times New Roman" w:cs="Times New Roman"/>
               </w:rPr>
-              <w:t>NGUYỄN VĂN TÍNH</w:t>
+              <w:t>TRẦN NGỌC HÙNG</w:t>
             </w:r>
           </w:p>
         </w:tc>
@@ -1835,9 +1804,11 @@
             </w:pPr>
             <w:r>
               <w:rPr>
-                <w:rFonts w:ascii="Times New Roman" w:eastAsia="Calibri" w:hAnsi="Times New Roman" w:cs="Times New Roman"/>
-              </w:rPr>
-              <w:t>01/01/1985</w:t>
+                <w:rFonts w:eastAsia="Times New Roman"/>
+                <w:sz w:val="24"/>
+                <w:szCs w:val="24"/>
+              </w:rPr>
+              <w:t>09/09/1983</w:t>
             </w:r>
           </w:p>
         </w:tc>
@@ -1923,7 +1894,13 @@
               <w:rPr>
                 <w:rFonts w:ascii="Times New Roman" w:eastAsia="Calibri" w:hAnsi="Times New Roman" w:cs="Times New Roman"/>
               </w:rPr>
-              <w:t>Nơi cấp: Bộ Công An</w:t>
+              <w:t xml:space="preserve">Nơi cấp: </w:t>
+            </w:r>
+            <w:r>
+              <w:rPr>
+                <w:rFonts w:ascii="Times New Roman" w:eastAsia="Calibri" w:hAnsi="Times New Roman" w:cs="Times New Roman"/>
+              </w:rPr>
+              <w:t>Cục Cảnh sát quản lý hành chính về trật tự xã hội</w:t>
             </w:r>
             <w:r>
               <w:rPr>
@@ -1932,16 +1909,6 @@
               <w:t xml:space="preserve"> </w:t>
             </w:r>
           </w:p>
-          <w:p>
-            <w:pPr>
-              <w:snapToGrid w:val="0"/>
-              <w:spacing w:after="0" w:line="240" w:lineRule="auto"/>
-              <w:jc w:val="center"/>
-              <w:rPr>
-                <w:rFonts w:ascii="Times New Roman" w:eastAsia="Calibri" w:hAnsi="Times New Roman" w:cs="Times New Roman"/>
-              </w:rPr>
-            </w:pPr>
-          </w:p>
         </w:tc>
         <w:tc>
           <w:tcPr>
@@ -2044,14 +2011,14 @@
                 <w:rFonts w:ascii="Times New Roman" w:eastAsia="Calibri" w:hAnsi="Times New Roman" w:cs="Times New Roman"/>
                 <w:spacing w:val="-20"/>
               </w:rPr>
-              <w:t>1</w:t>
-            </w:r>
-            <w:r>
-              <w:rPr>
-                <w:rFonts w:ascii="Times New Roman" w:eastAsia="Calibri" w:hAnsi="Times New Roman" w:cs="Times New Roman"/>
-                <w:spacing w:val="-20"/>
-              </w:rPr>
-              <w:t>.000.000.000 VNĐ</w:t>
+              <w:t>8</w:t>
+            </w:r>
+            <w:r>
+              <w:rPr>
+                <w:rFonts w:ascii="Times New Roman" w:eastAsia="Calibri" w:hAnsi="Times New Roman" w:cs="Times New Roman"/>
+                <w:spacing w:val="-20"/>
+              </w:rPr>
+              <w:t>0.000.000 VNĐ</w:t>
             </w:r>
           </w:p>
         </w:tc>
@@ -2080,14 +2047,7 @@
                 <w:rFonts w:ascii="Times New Roman" w:eastAsia="Calibri" w:hAnsi="Times New Roman" w:cs="Times New Roman"/>
                 <w:spacing w:val="-20"/>
               </w:rPr>
-              <w:t>4</w:t>
-            </w:r>
-            <w:r>
-              <w:rPr>
-                <w:rFonts w:ascii="Times New Roman" w:eastAsia="Calibri" w:hAnsi="Times New Roman" w:cs="Times New Roman"/>
-                <w:spacing w:val="-20"/>
-              </w:rPr>
-              <w:t>0</w:t>
+              <w:t>32</w:t>
             </w:r>
           </w:p>
         </w:tc>
@@ -2130,14 +2090,14 @@
                 <w:rFonts w:ascii="Times New Roman" w:eastAsia="Calibri" w:hAnsi="Times New Roman" w:cs="Times New Roman"/>
                 <w:spacing w:val="-20"/>
               </w:rPr>
-              <w:t>1</w:t>
-            </w:r>
-            <w:r>
-              <w:rPr>
-                <w:rFonts w:ascii="Times New Roman" w:eastAsia="Calibri" w:hAnsi="Times New Roman" w:cs="Times New Roman"/>
-                <w:spacing w:val="-20"/>
-              </w:rPr>
-              <w:t>.000.000.000  đồng</w:t>
+              <w:t xml:space="preserve">80.000.000 </w:t>
+            </w:r>
+            <w:r>
+              <w:rPr>
+                <w:rFonts w:ascii="Times New Roman" w:eastAsia="Calibri" w:hAnsi="Times New Roman" w:cs="Times New Roman"/>
+                <w:spacing w:val="-20"/>
+              </w:rPr>
+              <w:t>đồng</w:t>
             </w:r>
           </w:p>
           <w:p>
@@ -2174,8 +2134,10 @@
               <w:rPr>
                 <w:rFonts w:ascii="Times New Roman" w:eastAsia="Calibri" w:hAnsi="Times New Roman" w:cs="Times New Roman"/>
               </w:rPr>
-              <w:t xml:space="preserve"> </w:t>
-            </w:r>
+              <w:t>01/07/2021</w:t>
+            </w:r>
+            <w:bookmarkStart w:id="0" w:name="_GoBack"/>
+            <w:bookmarkEnd w:id="0"/>
           </w:p>
         </w:tc>
         <w:tc>
@@ -4548,35 +4510,14 @@
                 <w:i/>
               </w:rPr>
               <w:lastRenderedPageBreak/>
-              <w:t xml:space="preserve">Thành phố Hồ Chí Minh, ngày </w:t>
+              <w:t xml:space="preserve">Thành phố Hồ Chí Minh, </w:t>
             </w:r>
             <w:r>
               <w:rPr>
                 <w:rFonts w:ascii="Times New Roman" w:eastAsia="Calibri" w:hAnsi="Times New Roman" w:cs="Times New Roman"/>
                 <w:i/>
               </w:rPr>
-              <w:t>18</w:t>
-            </w:r>
-            <w:r>
-              <w:rPr>
-                <w:rFonts w:ascii="Times New Roman" w:eastAsia="Calibri" w:hAnsi="Times New Roman" w:cs="Times New Roman"/>
-                <w:i/>
-              </w:rPr>
-              <w:t xml:space="preserve"> tháng </w:t>
-            </w:r>
-            <w:r>
-              <w:rPr>
-                <w:rFonts w:ascii="Times New Roman" w:eastAsia="Calibri" w:hAnsi="Times New Roman" w:cs="Times New Roman"/>
-                <w:i/>
-              </w:rPr>
-              <w:t>3</w:t>
-            </w:r>
-            <w:r>
-              <w:rPr>
-                <w:rFonts w:ascii="Times New Roman" w:eastAsia="Calibri" w:hAnsi="Times New Roman" w:cs="Times New Roman"/>
-                <w:i/>
-              </w:rPr>
-              <w:t xml:space="preserve"> năm 2026</w:t>
+              <w:t>ngày 17 tháng 7 năm 2026</w:t>
             </w:r>
           </w:p>
           <w:p>
@@ -4713,12 +4654,9 @@
             <w:r>
               <w:rPr>
                 <w:rFonts w:ascii="Times New Roman" w:eastAsia="Calibri" w:hAnsi="Times New Roman" w:cs="Times New Roman"/>
-                <w:b/>
-              </w:rPr>
-              <w:t>NGUYỄN VĂN TÍNH</w:t>
-            </w:r>
-            <w:bookmarkStart w:id="0" w:name="_GoBack"/>
-            <w:bookmarkEnd w:id="0"/>
+              </w:rPr>
+              <w:t>NGUYỄN THỊ THANH THÚY</w:t>
+            </w:r>
           </w:p>
         </w:tc>
       </w:tr>

--- a/CÔNG TY TNHH PHỤ KIỆN MỘC NĂM HÙNG/NamHung_TangVon/NamHung_DSThanhVien_MauSo6.docx
+++ b/CÔNG TY TNHH PHỤ KIỆN MỘC NĂM HÙNG/NamHung_TangVon/NamHung_DSThanhVien_MauSo6.docx
@@ -1379,13 +1379,7 @@
               <w:rPr>
                 <w:rFonts w:ascii="Times New Roman" w:eastAsia="Calibri" w:hAnsi="Times New Roman" w:cs="Times New Roman"/>
               </w:rPr>
-              <w:t>Nơi cấp: Cục Cảnh sát quản lý hành chính về trật tự xã hội</w:t>
-            </w:r>
-            <w:r>
-              <w:rPr>
-                <w:rFonts w:ascii="Times New Roman" w:eastAsia="Calibri" w:hAnsi="Times New Roman" w:cs="Times New Roman"/>
-              </w:rPr>
-              <w:t xml:space="preserve"> </w:t>
+              <w:t xml:space="preserve">Nơi cấp: Cục Cảnh sát quản lý hành chính về trật tự xã hội </w:t>
             </w:r>
           </w:p>
         </w:tc>
@@ -1679,7 +1673,19 @@
               <w:rPr>
                 <w:rFonts w:ascii="Times New Roman" w:eastAsia="Calibri" w:hAnsi="Times New Roman" w:cs="Times New Roman"/>
               </w:rPr>
-              <w:t>01/07/2021</w:t>
+              <w:t>30</w:t>
+            </w:r>
+            <w:r>
+              <w:rPr>
+                <w:rFonts w:ascii="Times New Roman" w:eastAsia="Calibri" w:hAnsi="Times New Roman" w:cs="Times New Roman"/>
+              </w:rPr>
+              <w:t>/07/202</w:t>
+            </w:r>
+            <w:r>
+              <w:rPr>
+                <w:rFonts w:ascii="Times New Roman" w:eastAsia="Calibri" w:hAnsi="Times New Roman" w:cs="Times New Roman"/>
+              </w:rPr>
+              <w:t>6</w:t>
             </w:r>
           </w:p>
         </w:tc>
@@ -2134,7 +2140,19 @@
               <w:rPr>
                 <w:rFonts w:ascii="Times New Roman" w:eastAsia="Calibri" w:hAnsi="Times New Roman" w:cs="Times New Roman"/>
               </w:rPr>
-              <w:t>01/07/2021</w:t>
+              <w:t>30</w:t>
+            </w:r>
+            <w:r>
+              <w:rPr>
+                <w:rFonts w:ascii="Times New Roman" w:eastAsia="Calibri" w:hAnsi="Times New Roman" w:cs="Times New Roman"/>
+              </w:rPr>
+              <w:t>/07/202</w:t>
+            </w:r>
+            <w:r>
+              <w:rPr>
+                <w:rFonts w:ascii="Times New Roman" w:eastAsia="Calibri" w:hAnsi="Times New Roman" w:cs="Times New Roman"/>
+              </w:rPr>
+              <w:t>6</w:t>
             </w:r>
             <w:bookmarkStart w:id="0" w:name="_GoBack"/>
             <w:bookmarkEnd w:id="0"/>

--- a/CÔNG TY TNHH PHỤ KIỆN MỘC NĂM HÙNG/NamHung_TangVon/NamHung_DSThanhVien_MauSo6.docx
+++ b/CÔNG TY TNHH PHỤ KIỆN MỘC NĂM HÙNG/NamHung_TangVon/NamHung_DSThanhVien_MauSo6.docx
@@ -1,6 +1,6 @@
 
 <file path=word/document.xml><?xml version="1.0" encoding="utf-8"?>
-<w:document xmlns:wpc="http://schemas.microsoft.com/office/word/2010/wordprocessingCanvas" xmlns:cx="http://schemas.microsoft.com/office/drawing/2014/chartex" xmlns:cx1="http://schemas.microsoft.com/office/drawing/2015/9/8/chartex" xmlns:cx2="http://schemas.microsoft.com/office/drawing/2015/10/21/chartex" xmlns:cx3="http://schemas.microsoft.com/office/drawing/2016/5/9/chartex" xmlns:cx4="http://schemas.microsoft.com/office/drawing/2016/5/10/chartex" xmlns:cx5="http://schemas.microsoft.com/office/drawing/2016/5/11/chartex" xmlns:cx6="http://schemas.microsoft.com/office/drawing/2016/5/12/chartex" xmlns:cx7="http://schemas.microsoft.com/office/drawing/2016/5/13/chartex" xmlns:cx8="http://schemas.microsoft.com/office/drawing/2016/5/14/chartex" xmlns:mc="http://schemas.openxmlformats.org/markup-compatibility/2006" xmlns:aink="http://schemas.microsoft.com/office/drawing/2016/ink" xmlns:am3d="http://schemas.microsoft.com/office/drawing/2017/model3d" xmlns:o="urn:schemas-microsoft-com:office:office" xmlns:oel="http://schemas.microsoft.com/office/2019/extlst" xmlns:r="http://schemas.openxmlformats.org/officeDocument/2006/relationships" xmlns:m="http://schemas.openxmlformats.org/officeDocument/2006/math" xmlns:v="urn:schemas-microsoft-com:vml" xmlns:wp14="http://schemas.microsoft.com/office/word/2010/wordprocessingDrawing" xmlns:wp="http://schemas.openxmlformats.org/drawingml/2006/wordprocessingDrawing" xmlns:w10="urn:schemas-microsoft-com:office:word" xmlns:w="http://schemas.openxmlformats.org/wordprocessingml/2006/main" xmlns:w14="http://schemas.microsoft.com/office/word/2010/wordml" xmlns:w15="http://schemas.microsoft.com/office/word/2012/wordml" xmlns:w16cex="http://schemas.microsoft.com/office/word/2018/wordml/cex" xmlns:w16cid="http://schemas.microsoft.com/office/word/2016/wordml/cid" xmlns:w16="http://schemas.microsoft.com/office/word/2018/wordml" xmlns:w16du="http://schemas.microsoft.com/office/word/2023/wordml/word16du" xmlns:w16sdtdh="http://schemas.microsoft.com/office/word/2020/wordml/sdtdatahash" xmlns:w16sdtfl="http://schemas.microsoft.com/office/word/2024/wordml/sdtformatlock" xmlns:w16se="http://schemas.microsoft.com/office/word/2015/wordml/symex" xmlns:wpg="http://schemas.microsoft.com/office/word/2010/wordprocessingGroup" xmlns:wpi="http://schemas.microsoft.com/office/word/2010/wordprocessingInk" xmlns:wne="http://schemas.microsoft.com/office/word/2006/wordml" xmlns:wps="http://schemas.microsoft.com/office/word/2010/wordprocessingShape" mc:Ignorable="w14 w15 w16se w16cid w16 w16cex w16sdtdh w16sdtfl w16du wp14">
+<w:document xmlns:wpc="http://schemas.microsoft.com/office/word/2010/wordprocessingCanvas" xmlns:cx="http://schemas.microsoft.com/office/drawing/2014/chartex" xmlns:cx1="http://schemas.microsoft.com/office/drawing/2015/9/8/chartex" xmlns:mc="http://schemas.openxmlformats.org/markup-compatibility/2006" xmlns:o="urn:schemas-microsoft-com:office:office" xmlns:r="http://schemas.openxmlformats.org/officeDocument/2006/relationships" xmlns:m="http://schemas.openxmlformats.org/officeDocument/2006/math" xmlns:v="urn:schemas-microsoft-com:vml" xmlns:wp14="http://schemas.microsoft.com/office/word/2010/wordprocessingDrawing" xmlns:wp="http://schemas.openxmlformats.org/drawingml/2006/wordprocessingDrawing" xmlns:w10="urn:schemas-microsoft-com:office:word" xmlns:w="http://schemas.openxmlformats.org/wordprocessingml/2006/main" xmlns:w14="http://schemas.microsoft.com/office/word/2010/wordml" xmlns:w15="http://schemas.microsoft.com/office/word/2012/wordml" xmlns:w16se="http://schemas.microsoft.com/office/word/2015/wordml/symex" xmlns:wpg="http://schemas.microsoft.com/office/word/2010/wordprocessingGroup" xmlns:wpi="http://schemas.microsoft.com/office/word/2010/wordprocessingInk" xmlns:wne="http://schemas.microsoft.com/office/word/2006/wordml" xmlns:wps="http://schemas.microsoft.com/office/word/2010/wordprocessingShape" mc:Ignorable="w14 w15 w16se wp14">
   <w:body>
     <w:p>
       <w:pPr>
@@ -1634,7 +1634,7 @@
               <w:rPr>
                 <w:rFonts w:ascii="Times New Roman" w:eastAsia="Calibri" w:hAnsi="Times New Roman" w:cs="Times New Roman"/>
               </w:rPr>
-              <w:t>30</w:t>
+              <w:t>29</w:t>
             </w:r>
             <w:r>
               <w:rPr>
@@ -2107,7 +2107,7 @@
               <w:rPr>
                 <w:rFonts w:ascii="Times New Roman" w:eastAsia="Calibri" w:hAnsi="Times New Roman" w:cs="Times New Roman"/>
               </w:rPr>
-              <w:t>30</w:t>
+              <w:t>29</w:t>
             </w:r>
             <w:r>
               <w:rPr>
@@ -4472,7 +4472,23 @@
                 <w:rFonts w:ascii="Times New Roman" w:eastAsia="Calibri" w:hAnsi="Times New Roman" w:cs="Times New Roman"/>
                 <w:i/>
               </w:rPr>
-              <w:t>ngày 17 tháng 7 năm 2026</w:t>
+              <w:t xml:space="preserve">ngày </w:t>
+            </w:r>
+            <w:r>
+              <w:rPr>
+                <w:rFonts w:ascii="Times New Roman" w:eastAsia="Calibri" w:hAnsi="Times New Roman" w:cs="Times New Roman"/>
+                <w:i/>
+              </w:rPr>
+              <w:t>29</w:t>
+            </w:r>
+            <w:bookmarkStart w:id="0" w:name="_GoBack"/>
+            <w:bookmarkEnd w:id="0"/>
+            <w:r>
+              <w:rPr>
+                <w:rFonts w:ascii="Times New Roman" w:eastAsia="Calibri" w:hAnsi="Times New Roman" w:cs="Times New Roman"/>
+                <w:i/>
+              </w:rPr>
+              <w:t xml:space="preserve"> tháng 7 năm 2026</w:t>
             </w:r>
           </w:p>
           <w:p>
@@ -4634,7 +4650,7 @@
 </file>
 
 <file path=word/endnotes.xml><?xml version="1.0" encoding="utf-8"?>
-<w:endnotes xmlns:wpc="http://schemas.microsoft.com/office/word/2010/wordprocessingCanvas" xmlns:cx="http://schemas.microsoft.com/office/drawing/2014/chartex" xmlns:cx1="http://schemas.microsoft.com/office/drawing/2015/9/8/chartex" xmlns:cx2="http://schemas.microsoft.com/office/drawing/2015/10/21/chartex" xmlns:cx3="http://schemas.microsoft.com/office/drawing/2016/5/9/chartex" xmlns:cx4="http://schemas.microsoft.com/office/drawing/2016/5/10/chartex" xmlns:cx5="http://schemas.microsoft.com/office/drawing/2016/5/11/chartex" xmlns:cx6="http://schemas.microsoft.com/office/drawing/2016/5/12/chartex" xmlns:cx7="http://schemas.microsoft.com/office/drawing/2016/5/13/chartex" xmlns:cx8="http://schemas.microsoft.com/office/drawing/2016/5/14/chartex" xmlns:mc="http://schemas.openxmlformats.org/markup-compatibility/2006" xmlns:aink="http://schemas.microsoft.com/office/drawing/2016/ink" xmlns:am3d="http://schemas.microsoft.com/office/drawing/2017/model3d" xmlns:o="urn:schemas-microsoft-com:office:office" xmlns:oel="http://schemas.microsoft.com/office/2019/extlst" xmlns:r="http://schemas.openxmlformats.org/officeDocument/2006/relationships" xmlns:m="http://schemas.openxmlformats.org/officeDocument/2006/math" xmlns:v="urn:schemas-microsoft-com:vml" xmlns:wp14="http://schemas.microsoft.com/office/word/2010/wordprocessingDrawing" xmlns:wp="http://schemas.openxmlformats.org/drawingml/2006/wordprocessingDrawing" xmlns:w10="urn:schemas-microsoft-com:office:word" xmlns:w="http://schemas.openxmlformats.org/wordprocessingml/2006/main" xmlns:w14="http://schemas.microsoft.com/office/word/2010/wordml" xmlns:w15="http://schemas.microsoft.com/office/word/2012/wordml" xmlns:w16cex="http://schemas.microsoft.com/office/word/2018/wordml/cex" xmlns:w16cid="http://schemas.microsoft.com/office/word/2016/wordml/cid" xmlns:w16="http://schemas.microsoft.com/office/word/2018/wordml" xmlns:w16du="http://schemas.microsoft.com/office/word/2023/wordml/word16du" xmlns:w16sdtdh="http://schemas.microsoft.com/office/word/2020/wordml/sdtdatahash" xmlns:w16sdtfl="http://schemas.microsoft.com/office/word/2024/wordml/sdtformatlock" xmlns:w16se="http://schemas.microsoft.com/office/word/2015/wordml/symex" xmlns:wpg="http://schemas.microsoft.com/office/word/2010/wordprocessingGroup" xmlns:wpi="http://schemas.microsoft.com/office/word/2010/wordprocessingInk" xmlns:wne="http://schemas.microsoft.com/office/word/2006/wordml" xmlns:wps="http://schemas.microsoft.com/office/word/2010/wordprocessingShape" mc:Ignorable="w14 w15 w16se w16cid w16 w16cex w16sdtdh w16sdtfl w16du wp14">
+<w:endnotes xmlns:wpc="http://schemas.microsoft.com/office/word/2010/wordprocessingCanvas" xmlns:cx="http://schemas.microsoft.com/office/drawing/2014/chartex" xmlns:cx1="http://schemas.microsoft.com/office/drawing/2015/9/8/chartex" xmlns:mc="http://schemas.openxmlformats.org/markup-compatibility/2006" xmlns:o="urn:schemas-microsoft-com:office:office" xmlns:r="http://schemas.openxmlformats.org/officeDocument/2006/relationships" xmlns:m="http://schemas.openxmlformats.org/officeDocument/2006/math" xmlns:v="urn:schemas-microsoft-com:vml" xmlns:wp14="http://schemas.microsoft.com/office/word/2010/wordprocessingDrawing" xmlns:wp="http://schemas.openxmlformats.org/drawingml/2006/wordprocessingDrawing" xmlns:w10="urn:schemas-microsoft-com:office:word" xmlns:w="http://schemas.openxmlformats.org/wordprocessingml/2006/main" xmlns:w14="http://schemas.microsoft.com/office/word/2010/wordml" xmlns:w15="http://schemas.microsoft.com/office/word/2012/wordml" xmlns:w16se="http://schemas.microsoft.com/office/word/2015/wordml/symex" xmlns:wpg="http://schemas.microsoft.com/office/word/2010/wordprocessingGroup" xmlns:wpi="http://schemas.microsoft.com/office/word/2010/wordprocessingInk" xmlns:wne="http://schemas.microsoft.com/office/word/2006/wordml" xmlns:wps="http://schemas.microsoft.com/office/word/2010/wordprocessingShape" mc:Ignorable="w14 w15 w16se wp14">
   <w:endnote w:type="separator" w:id="-1">
     <w:p>
       <w:pPr>
@@ -4659,7 +4675,7 @@
 </file>
 
 <file path=word/footnotes.xml><?xml version="1.0" encoding="utf-8"?>
-<w:footnotes xmlns:wpc="http://schemas.microsoft.com/office/word/2010/wordprocessingCanvas" xmlns:cx="http://schemas.microsoft.com/office/drawing/2014/chartex" xmlns:cx1="http://schemas.microsoft.com/office/drawing/2015/9/8/chartex" xmlns:cx2="http://schemas.microsoft.com/office/drawing/2015/10/21/chartex" xmlns:cx3="http://schemas.microsoft.com/office/drawing/2016/5/9/chartex" xmlns:cx4="http://schemas.microsoft.com/office/drawing/2016/5/10/chartex" xmlns:cx5="http://schemas.microsoft.com/office/drawing/2016/5/11/chartex" xmlns:cx6="http://schemas.microsoft.com/office/drawing/2016/5/12/chartex" xmlns:cx7="http://schemas.microsoft.com/office/drawing/2016/5/13/chartex" xmlns:cx8="http://schemas.microsoft.com/office/drawing/2016/5/14/chartex" xmlns:mc="http://schemas.openxmlformats.org/markup-compatibility/2006" xmlns:aink="http://schemas.microsoft.com/office/drawing/2016/ink" xmlns:am3d="http://schemas.microsoft.com/office/drawing/2017/model3d" xmlns:o="urn:schemas-microsoft-com:office:office" xmlns:oel="http://schemas.microsoft.com/office/2019/extlst" xmlns:r="http://schemas.openxmlformats.org/officeDocument/2006/relationships" xmlns:m="http://schemas.openxmlformats.org/officeDocument/2006/math" xmlns:v="urn:schemas-microsoft-com:vml" xmlns:wp14="http://schemas.microsoft.com/office/word/2010/wordprocessingDrawing" xmlns:wp="http://schemas.openxmlformats.org/drawingml/2006/wordprocessingDrawing" xmlns:w10="urn:schemas-microsoft-com:office:word" xmlns:w="http://schemas.openxmlformats.org/wordprocessingml/2006/main" xmlns:w14="http://schemas.microsoft.com/office/word/2010/wordml" xmlns:w15="http://schemas.microsoft.com/office/word/2012/wordml" xmlns:w16cex="http://schemas.microsoft.com/office/word/2018/wordml/cex" xmlns:w16cid="http://schemas.microsoft.com/office/word/2016/wordml/cid" xmlns:w16="http://schemas.microsoft.com/office/word/2018/wordml" xmlns:w16du="http://schemas.microsoft.com/office/word/2023/wordml/word16du" xmlns:w16sdtdh="http://schemas.microsoft.com/office/word/2020/wordml/sdtdatahash" xmlns:w16sdtfl="http://schemas.microsoft.com/office/word/2024/wordml/sdtformatlock" xmlns:w16se="http://schemas.microsoft.com/office/word/2015/wordml/symex" xmlns:wpg="http://schemas.microsoft.com/office/word/2010/wordprocessingGroup" xmlns:wpi="http://schemas.microsoft.com/office/word/2010/wordprocessingInk" xmlns:wne="http://schemas.microsoft.com/office/word/2006/wordml" xmlns:wps="http://schemas.microsoft.com/office/word/2010/wordprocessingShape" mc:Ignorable="w14 w15 w16se w16cid w16 w16cex w16sdtdh w16sdtfl w16du wp14">
+<w:footnotes xmlns:wpc="http://schemas.microsoft.com/office/word/2010/wordprocessingCanvas" xmlns:cx="http://schemas.microsoft.com/office/drawing/2014/chartex" xmlns:cx1="http://schemas.microsoft.com/office/drawing/2015/9/8/chartex" xmlns:mc="http://schemas.openxmlformats.org/markup-compatibility/2006" xmlns:o="urn:schemas-microsoft-com:office:office" xmlns:r="http://schemas.openxmlformats.org/officeDocument/2006/relationships" xmlns:m="http://schemas.openxmlformats.org/officeDocument/2006/math" xmlns:v="urn:schemas-microsoft-com:vml" xmlns:wp14="http://schemas.microsoft.com/office/word/2010/wordprocessingDrawing" xmlns:wp="http://schemas.openxmlformats.org/drawingml/2006/wordprocessingDrawing" xmlns:w10="urn:schemas-microsoft-com:office:word" xmlns:w="http://schemas.openxmlformats.org/wordprocessingml/2006/main" xmlns:w14="http://schemas.microsoft.com/office/word/2010/wordml" xmlns:w15="http://schemas.microsoft.com/office/word/2012/wordml" xmlns:w16se="http://schemas.microsoft.com/office/word/2015/wordml/symex" xmlns:wpg="http://schemas.microsoft.com/office/word/2010/wordprocessingGroup" xmlns:wpi="http://schemas.microsoft.com/office/word/2010/wordprocessingInk" xmlns:wne="http://schemas.microsoft.com/office/word/2006/wordml" xmlns:wps="http://schemas.microsoft.com/office/word/2010/wordprocessingShape" mc:Ignorable="w14 w15 w16se wp14">
   <w:footnote w:type="separator" w:id="-1">
     <w:p>
       <w:pPr>
@@ -5043,7 +5059,7 @@
 </file>
 
 <file path=word/numbering.xml><?xml version="1.0" encoding="utf-8"?>
-<w:numbering xmlns:wpc="http://schemas.microsoft.com/office/word/2010/wordprocessingCanvas" xmlns:cx="http://schemas.microsoft.com/office/drawing/2014/chartex" xmlns:cx1="http://schemas.microsoft.com/office/drawing/2015/9/8/chartex" xmlns:cx2="http://schemas.microsoft.com/office/drawing/2015/10/21/chartex" xmlns:cx3="http://schemas.microsoft.com/office/drawing/2016/5/9/chartex" xmlns:cx4="http://schemas.microsoft.com/office/drawing/2016/5/10/chartex" xmlns:cx5="http://schemas.microsoft.com/office/drawing/2016/5/11/chartex" xmlns:cx6="http://schemas.microsoft.com/office/drawing/2016/5/12/chartex" xmlns:cx7="http://schemas.microsoft.com/office/drawing/2016/5/13/chartex" xmlns:cx8="http://schemas.microsoft.com/office/drawing/2016/5/14/chartex" xmlns:mc="http://schemas.openxmlformats.org/markup-compatibility/2006" xmlns:aink="http://schemas.microsoft.com/office/drawing/2016/ink" xmlns:am3d="http://schemas.microsoft.com/office/drawing/2017/model3d" xmlns:o="urn:schemas-microsoft-com:office:office" xmlns:oel="http://schemas.microsoft.com/office/2019/extlst" xmlns:r="http://schemas.openxmlformats.org/officeDocument/2006/relationships" xmlns:m="http://schemas.openxmlformats.org/officeDocument/2006/math" xmlns:v="urn:schemas-microsoft-com:vml" xmlns:wp14="http://schemas.microsoft.com/office/word/2010/wordprocessingDrawing" xmlns:wp="http://schemas.openxmlformats.org/drawingml/2006/wordprocessingDrawing" xmlns:w10="urn:schemas-microsoft-com:office:word" xmlns:w="http://schemas.openxmlformats.org/wordprocessingml/2006/main" xmlns:w14="http://schemas.microsoft.com/office/word/2010/wordml" xmlns:w15="http://schemas.microsoft.com/office/word/2012/wordml" xmlns:w16cex="http://schemas.microsoft.com/office/word/2018/wordml/cex" xmlns:w16cid="http://schemas.microsoft.com/office/word/2016/wordml/cid" xmlns:w16="http://schemas.microsoft.com/office/word/2018/wordml" xmlns:w16du="http://schemas.microsoft.com/office/word/2023/wordml/word16du" xmlns:w16sdtdh="http://schemas.microsoft.com/office/word/2020/wordml/sdtdatahash" xmlns:w16sdtfl="http://schemas.microsoft.com/office/word/2024/wordml/sdtformatlock" xmlns:w16se="http://schemas.microsoft.com/office/word/2015/wordml/symex" xmlns:wpg="http://schemas.microsoft.com/office/word/2010/wordprocessingGroup" xmlns:wpi="http://schemas.microsoft.com/office/word/2010/wordprocessingInk" xmlns:wne="http://schemas.microsoft.com/office/word/2006/wordml" xmlns:wps="http://schemas.microsoft.com/office/word/2010/wordprocessingShape" mc:Ignorable="w14 w15 w16se w16cid w16 w16cex w16sdtdh w16sdtfl w16du wp14">
+<w:numbering xmlns:wpc="http://schemas.microsoft.com/office/word/2010/wordprocessingCanvas" xmlns:cx="http://schemas.microsoft.com/office/drawing/2014/chartex" xmlns:cx1="http://schemas.microsoft.com/office/drawing/2015/9/8/chartex" xmlns:mc="http://schemas.openxmlformats.org/markup-compatibility/2006" xmlns:o="urn:schemas-microsoft-com:office:office" xmlns:r="http://schemas.openxmlformats.org/officeDocument/2006/relationships" xmlns:m="http://schemas.openxmlformats.org/officeDocument/2006/math" xmlns:v="urn:schemas-microsoft-com:vml" xmlns:wp14="http://schemas.microsoft.com/office/word/2010/wordprocessingDrawing" xmlns:wp="http://schemas.openxmlformats.org/drawingml/2006/wordprocessingDrawing" xmlns:w10="urn:schemas-microsoft-com:office:word" xmlns:w="http://schemas.openxmlformats.org/wordprocessingml/2006/main" xmlns:w14="http://schemas.microsoft.com/office/word/2010/wordml" xmlns:w15="http://schemas.microsoft.com/office/word/2012/wordml" xmlns:w16se="http://schemas.microsoft.com/office/word/2015/wordml/symex" xmlns:wpg="http://schemas.microsoft.com/office/word/2010/wordprocessingGroup" xmlns:wpi="http://schemas.microsoft.com/office/word/2010/wordprocessingInk" xmlns:wne="http://schemas.microsoft.com/office/word/2006/wordml" xmlns:wps="http://schemas.microsoft.com/office/word/2010/wordprocessingShape" mc:Ignorable="w14 w15 w16se wp14">
   <w:abstractNum w:abstractNumId="0" w15:restartNumberingAfterBreak="0">
     <w:nsid w:val="5AD55BB2"/>
     <w:multiLevelType w:val="hybridMultilevel"/>
@@ -5136,14 +5152,14 @@
       </w:pPr>
     </w:lvl>
   </w:abstractNum>
-  <w:num w:numId="1" w16cid:durableId="1935940873">
+  <w:num w:numId="1">
     <w:abstractNumId w:val="0"/>
   </w:num>
 </w:numbering>
 </file>
 
 <file path=word/styles.xml><?xml version="1.0" encoding="utf-8"?>
-<w:styles xmlns:mc="http://schemas.openxmlformats.org/markup-compatibility/2006" xmlns:r="http://schemas.openxmlformats.org/officeDocument/2006/relationships" xmlns:w="http://schemas.openxmlformats.org/wordprocessingml/2006/main" xmlns:w14="http://schemas.microsoft.com/office/word/2010/wordml" xmlns:w15="http://schemas.microsoft.com/office/word/2012/wordml" xmlns:w16cex="http://schemas.microsoft.com/office/word/2018/wordml/cex" xmlns:w16cid="http://schemas.microsoft.com/office/word/2016/wordml/cid" xmlns:w16="http://schemas.microsoft.com/office/word/2018/wordml" xmlns:w16du="http://schemas.microsoft.com/office/word/2023/wordml/word16du" xmlns:w16sdtdh="http://schemas.microsoft.com/office/word/2020/wordml/sdtdatahash" xmlns:w16sdtfl="http://schemas.microsoft.com/office/word/2024/wordml/sdtformatlock" xmlns:w16se="http://schemas.microsoft.com/office/word/2015/wordml/symex" mc:Ignorable="w14 w15 w16se w16cid w16 w16cex w16sdtdh w16sdtfl w16du">
+<w:styles xmlns:mc="http://schemas.openxmlformats.org/markup-compatibility/2006" xmlns:r="http://schemas.openxmlformats.org/officeDocument/2006/relationships" xmlns:w="http://schemas.openxmlformats.org/wordprocessingml/2006/main" xmlns:w14="http://schemas.microsoft.com/office/word/2010/wordml" xmlns:w15="http://schemas.microsoft.com/office/word/2012/wordml" xmlns:w16se="http://schemas.microsoft.com/office/word/2015/wordml/symex" mc:Ignorable="w14 w15 w16se">
   <w:docDefaults>
     <w:rPrDefault>
       <w:rPr>
@@ -5159,7 +5175,7 @@
       </w:pPr>
     </w:pPrDefault>
   </w:docDefaults>
-  <w:latentStyles w:defLockedState="0" w:defUIPriority="99" w:defSemiHidden="0" w:defUnhideWhenUsed="0" w:defQFormat="0" w:count="376">
+  <w:latentStyles w:defLockedState="0" w:defUIPriority="99" w:defSemiHidden="0" w:defUnhideWhenUsed="0" w:defQFormat="0" w:count="371">
     <w:lsdException w:name="Normal" w:uiPriority="0" w:qFormat="1"/>
     <w:lsdException w:name="heading 1" w:uiPriority="9" w:qFormat="1"/>
     <w:lsdException w:name="heading 2" w:semiHidden="1" w:uiPriority="9" w:unhideWhenUsed="1" w:qFormat="1"/>
@@ -5531,11 +5547,6 @@
     <w:lsdException w:name="List Table 5 Dark Accent 6" w:uiPriority="50"/>
     <w:lsdException w:name="List Table 6 Colorful Accent 6" w:uiPriority="51"/>
     <w:lsdException w:name="List Table 7 Colorful Accent 6" w:uiPriority="52"/>
-    <w:lsdException w:name="Mention" w:semiHidden="1" w:unhideWhenUsed="1"/>
-    <w:lsdException w:name="Smart Hyperlink" w:semiHidden="1" w:unhideWhenUsed="1"/>
-    <w:lsdException w:name="Hashtag" w:semiHidden="1" w:unhideWhenUsed="1"/>
-    <w:lsdException w:name="Unresolved Mention" w:semiHidden="1" w:unhideWhenUsed="1"/>
-    <w:lsdException w:name="Smart Link" w:semiHidden="1" w:unhideWhenUsed="1"/>
   </w:latentStyles>
   <w:style w:type="paragraph" w:default="1" w:styleId="Normal">
     <w:name w:val="Normal"/>
@@ -5544,6 +5555,7 @@
   <w:style w:type="character" w:default="1" w:styleId="DefaultParagraphFont">
     <w:name w:val="Default Paragraph Font"/>
     <w:uiPriority w:val="1"/>
+    <w:semiHidden/>
     <w:unhideWhenUsed/>
   </w:style>
   <w:style w:type="table" w:default="1" w:styleId="TableNormal">

--- a/CÔNG TY TNHH PHỤ KIỆN MỘC NĂM HÙNG/NamHung_TangVon/NamHung_DSThanhVien_MauSo6.docx
+++ b/CÔNG TY TNHH PHỤ KIỆN MỘC NĂM HÙNG/NamHung_TangVon/NamHung_DSThanhVien_MauSo6.docx
@@ -81,8 +81,8 @@
         <w:gridCol w:w="1134"/>
         <w:gridCol w:w="2268"/>
         <w:gridCol w:w="709"/>
-        <w:gridCol w:w="1276"/>
-        <w:gridCol w:w="851"/>
+        <w:gridCol w:w="987"/>
+        <w:gridCol w:w="1140"/>
         <w:gridCol w:w="1553"/>
         <w:gridCol w:w="430"/>
       </w:tblGrid>
@@ -313,7 +313,7 @@
         </w:tc>
         <w:tc>
           <w:tcPr>
-            <w:tcW w:w="4253" w:type="dxa"/>
+            <w:tcW w:w="3964" w:type="dxa"/>
             <w:gridSpan w:val="3"/>
             <w:tcBorders>
               <w:top w:val="single" w:sz="4" w:space="0" w:color="auto"/>
@@ -341,7 +341,7 @@
         </w:tc>
         <w:tc>
           <w:tcPr>
-            <w:tcW w:w="851" w:type="dxa"/>
+            <w:tcW w:w="1140" w:type="dxa"/>
             <w:vMerge w:val="restart"/>
             <w:tcBorders>
               <w:top w:val="single" w:sz="4" w:space="0" w:color="000000"/>
@@ -695,7 +695,7 @@
         </w:tc>
         <w:tc>
           <w:tcPr>
-            <w:tcW w:w="1276" w:type="dxa"/>
+            <w:tcW w:w="987" w:type="dxa"/>
             <w:tcBorders>
               <w:top w:val="single" w:sz="4" w:space="0" w:color="auto"/>
               <w:left w:val="single" w:sz="4" w:space="0" w:color="auto"/>
@@ -728,7 +728,7 @@
         </w:tc>
         <w:tc>
           <w:tcPr>
-            <w:tcW w:w="851" w:type="dxa"/>
+            <w:tcW w:w="1140" w:type="dxa"/>
             <w:vMerge/>
             <w:tcBorders>
               <w:top w:val="single" w:sz="4" w:space="0" w:color="000000"/>
@@ -1066,7 +1066,7 @@
         </w:tc>
         <w:tc>
           <w:tcPr>
-            <w:tcW w:w="1276" w:type="dxa"/>
+            <w:tcW w:w="987" w:type="dxa"/>
             <w:tcBorders>
               <w:top w:val="single" w:sz="4" w:space="0" w:color="auto"/>
               <w:left w:val="single" w:sz="4" w:space="0" w:color="auto"/>
@@ -1095,7 +1095,7 @@
         </w:tc>
         <w:tc>
           <w:tcPr>
-            <w:tcW w:w="851" w:type="dxa"/>
+            <w:tcW w:w="1140" w:type="dxa"/>
             <w:tcBorders>
               <w:top w:val="single" w:sz="4" w:space="0" w:color="000000"/>
               <w:left w:val="single" w:sz="4" w:space="0" w:color="auto"/>
@@ -1527,7 +1527,7 @@
         </w:tc>
         <w:tc>
           <w:tcPr>
-            <w:tcW w:w="1276" w:type="dxa"/>
+            <w:tcW w:w="987" w:type="dxa"/>
             <w:tcBorders>
               <w:top w:val="single" w:sz="4" w:space="0" w:color="auto"/>
               <w:left w:val="single" w:sz="4" w:space="0" w:color="000000"/>
@@ -1614,7 +1614,7 @@
         </w:tc>
         <w:tc>
           <w:tcPr>
-            <w:tcW w:w="851" w:type="dxa"/>
+            <w:tcW w:w="1140" w:type="dxa"/>
             <w:tcBorders>
               <w:top w:val="single" w:sz="4" w:space="0" w:color="000000"/>
               <w:left w:val="single" w:sz="4" w:space="0" w:color="000000"/>
@@ -1634,13 +1634,25 @@
               <w:rPr>
                 <w:rFonts w:ascii="Times New Roman" w:eastAsia="Calibri" w:hAnsi="Times New Roman" w:cs="Times New Roman"/>
               </w:rPr>
-              <w:t>29</w:t>
-            </w:r>
-            <w:r>
-              <w:rPr>
-                <w:rFonts w:ascii="Times New Roman" w:eastAsia="Calibri" w:hAnsi="Times New Roman" w:cs="Times New Roman"/>
-              </w:rPr>
-              <w:t>/07/202</w:t>
+              <w:t>4</w:t>
+            </w:r>
+            <w:r>
+              <w:rPr>
+                <w:rFonts w:ascii="Times New Roman" w:eastAsia="Calibri" w:hAnsi="Times New Roman" w:cs="Times New Roman"/>
+              </w:rPr>
+              <w:t>/0</w:t>
+            </w:r>
+            <w:r>
+              <w:rPr>
+                <w:rFonts w:ascii="Times New Roman" w:eastAsia="Calibri" w:hAnsi="Times New Roman" w:cs="Times New Roman"/>
+              </w:rPr>
+              <w:t>9</w:t>
+            </w:r>
+            <w:r>
+              <w:rPr>
+                <w:rFonts w:ascii="Times New Roman" w:eastAsia="Calibri" w:hAnsi="Times New Roman" w:cs="Times New Roman"/>
+              </w:rPr>
+              <w:t>/202</w:t>
             </w:r>
             <w:r>
               <w:rPr>
@@ -2028,7 +2040,7 @@
         </w:tc>
         <w:tc>
           <w:tcPr>
-            <w:tcW w:w="1276" w:type="dxa"/>
+            <w:tcW w:w="987" w:type="dxa"/>
             <w:tcBorders>
               <w:top w:val="single" w:sz="4" w:space="0" w:color="auto"/>
               <w:left w:val="single" w:sz="4" w:space="0" w:color="000000"/>
@@ -2087,7 +2099,7 @@
         </w:tc>
         <w:tc>
           <w:tcPr>
-            <w:tcW w:w="851" w:type="dxa"/>
+            <w:tcW w:w="1140" w:type="dxa"/>
             <w:tcBorders>
               <w:top w:val="single" w:sz="4" w:space="0" w:color="000000"/>
               <w:left w:val="single" w:sz="4" w:space="0" w:color="000000"/>
@@ -2107,13 +2119,25 @@
               <w:rPr>
                 <w:rFonts w:ascii="Times New Roman" w:eastAsia="Calibri" w:hAnsi="Times New Roman" w:cs="Times New Roman"/>
               </w:rPr>
-              <w:t>29</w:t>
-            </w:r>
-            <w:r>
-              <w:rPr>
-                <w:rFonts w:ascii="Times New Roman" w:eastAsia="Calibri" w:hAnsi="Times New Roman" w:cs="Times New Roman"/>
-              </w:rPr>
-              <w:t>/07/202</w:t>
+              <w:t>4</w:t>
+            </w:r>
+            <w:r>
+              <w:rPr>
+                <w:rFonts w:ascii="Times New Roman" w:eastAsia="Calibri" w:hAnsi="Times New Roman" w:cs="Times New Roman"/>
+              </w:rPr>
+              <w:t>/0</w:t>
+            </w:r>
+            <w:r>
+              <w:rPr>
+                <w:rFonts w:ascii="Times New Roman" w:eastAsia="Calibri" w:hAnsi="Times New Roman" w:cs="Times New Roman"/>
+              </w:rPr>
+              <w:t>9</w:t>
+            </w:r>
+            <w:r>
+              <w:rPr>
+                <w:rFonts w:ascii="Times New Roman" w:eastAsia="Calibri" w:hAnsi="Times New Roman" w:cs="Times New Roman"/>
+              </w:rPr>
+              <w:t>/202</w:t>
             </w:r>
             <w:r>
               <w:rPr>
@@ -4472,24 +4496,10 @@
                 <w:rFonts w:ascii="Times New Roman" w:eastAsia="Calibri" w:hAnsi="Times New Roman" w:cs="Times New Roman"/>
                 <w:i/>
               </w:rPr>
-              <w:t xml:space="preserve">ngày </w:t>
-            </w:r>
-            <w:r>
-              <w:rPr>
-                <w:rFonts w:ascii="Times New Roman" w:eastAsia="Calibri" w:hAnsi="Times New Roman" w:cs="Times New Roman"/>
-                <w:i/>
-              </w:rPr>
-              <w:t>29</w:t>
+              <w:t>ngày 4 tháng 9 năm 2026</w:t>
             </w:r>
             <w:bookmarkStart w:id="0" w:name="_GoBack"/>
             <w:bookmarkEnd w:id="0"/>
-            <w:r>
-              <w:rPr>
-                <w:rFonts w:ascii="Times New Roman" w:eastAsia="Calibri" w:hAnsi="Times New Roman" w:cs="Times New Roman"/>
-                <w:i/>
-              </w:rPr>
-              <w:t xml:space="preserve"> tháng 7 năm 2026</w:t>
-            </w:r>
           </w:p>
           <w:p>
             <w:pPr>
